--- a/extrakty/doc/TC278WG5/extract_16219_(2013).docx
+++ b/extrakty/doc/TC278WG5/extract_16219_(2013).docx
@@ -25,7 +25,7 @@
           <w:sz w:val="40"/>
           <w:szCs w:val="40"/>
         </w:rPr>
-        <w:t>EXTRAKT z české technické normy</w:t>
+        <w:t xml:space="preserve">EXTRAKT z technické zprávy CEN</w:t>
       </w:r>
     </w:p>
     <w:p>
@@ -147,11 +147,11 @@
               <w:spacing w:after="0"/>
             </w:pPr>
             <w:r>
-              <w:t>TNI</w:t>
+              <w:t xml:space="preserve">CEN/TR 16219</w:t>
             </w:r>
             <w:r>
               <w:br/>
-              <w:t>CEN/TR 16219</w:t>
+              <w:t/>
             </w:r>
             <w:r>
               <w:br/>
@@ -162,13 +162,13 @@
               <w:pStyle w:val="1StrTrZn"/>
             </w:pPr>
             <w:r>
-              <w:t>01</w:t>
+              <w:t xml:space="preserve"/>
             </w:r>
             <w:r>
-              <w:t xml:space="preserve"> </w:t>
+              <w:t xml:space="preserve"/>
             </w:r>
             <w:r>
-              <w:t>8395</w:t>
+              <w:t/>
             </w:r>
           </w:p>
         </w:tc>
@@ -176,11 +176,11 @@
     </w:tbl>
     <w:p>
       <w:r>
-        <w:t>Platí od listopadu 2011</w:t>
+        <w:t xml:space="preserve">Vydána 2011, 80 stran</w:t>
       </w:r>
       <w:r>
         <w:tab/>
-        <w:t>67 stran</w:t>
+        <w:t/>
       </w:r>
     </w:p>
     <w:p>
